--- a/CI-CD/Roles_Liderasgo_funciones_acopladas_M6.docx
+++ b/CI-CD/Roles_Liderasgo_funciones_acopladas_M6.docx
@@ -41,17 +41,8 @@
           <w:b/>
           <w:bCs/>
         </w:rPr>
-        <w:t xml:space="preserve">Base del </w:t>
-      </w:r>
-      <w:proofErr w:type="spellStart"/>
-      <w:r>
-        <w:rPr>
-          <w:b/>
-          <w:bCs/>
-        </w:rPr>
-        <w:t>analisis</w:t>
-      </w:r>
-      <w:proofErr w:type="spellEnd"/>
+        <w:t>Base del analisis</w:t>
+      </w:r>
     </w:p>
     <w:p>
       <w:r>
@@ -123,13 +114,8 @@
           <w:numId w:val="2"/>
         </w:numPr>
       </w:pPr>
-      <w:proofErr w:type="spellStart"/>
-      <w:r>
-        <w:t>Build</w:t>
-      </w:r>
-      <w:proofErr w:type="spellEnd"/>
-      <w:r>
-        <w:t>: se compila o prepara la aplicación.</w:t>
+      <w:r>
+        <w:t>Build: se compila o prepara la aplicación.</w:t>
       </w:r>
     </w:p>
     <w:p>
@@ -150,13 +136,8 @@
           <w:numId w:val="2"/>
         </w:numPr>
       </w:pPr>
-      <w:proofErr w:type="spellStart"/>
-      <w:r>
-        <w:t>Release</w:t>
-      </w:r>
-      <w:proofErr w:type="spellEnd"/>
-      <w:r>
-        <w:t>: se deja lista para publicarla.</w:t>
+      <w:r>
+        <w:t>Release: se deja lista para publicarla.</w:t>
       </w:r>
     </w:p>
     <w:p>
@@ -166,13 +147,8 @@
           <w:numId w:val="2"/>
         </w:numPr>
       </w:pPr>
-      <w:proofErr w:type="spellStart"/>
-      <w:r>
-        <w:t>Deploy</w:t>
-      </w:r>
-      <w:proofErr w:type="spellEnd"/>
-      <w:r>
-        <w:t>: se despliega en un entorno o en producción.</w:t>
+      <w:r>
+        <w:t>Deploy: se despliega en un entorno o en producción.</w:t>
       </w:r>
     </w:p>
     <w:p>
@@ -182,13 +158,8 @@
           <w:numId w:val="2"/>
         </w:numPr>
       </w:pPr>
-      <w:proofErr w:type="spellStart"/>
-      <w:r>
-        <w:t>Operate</w:t>
-      </w:r>
-      <w:proofErr w:type="spellEnd"/>
-      <w:r>
-        <w:t>: se opera y mantiene funcionando.</w:t>
+      <w:r>
+        <w:t>Operate: se opera y mantiene funcionando.</w:t>
       </w:r>
     </w:p>
     <w:p>
@@ -205,39 +176,7 @@
     <w:p/>
     <w:p>
       <w:r>
-        <w:t xml:space="preserve">Plan -&gt; Code -&gt; </w:t>
-      </w:r>
-      <w:proofErr w:type="spellStart"/>
-      <w:r>
-        <w:t>Build</w:t>
-      </w:r>
-      <w:proofErr w:type="spellEnd"/>
-      <w:r>
-        <w:t xml:space="preserve"> -&gt; Test -&gt; </w:t>
-      </w:r>
-      <w:proofErr w:type="spellStart"/>
-      <w:r>
-        <w:t>Release</w:t>
-      </w:r>
-      <w:proofErr w:type="spellEnd"/>
-      <w:r>
-        <w:t xml:space="preserve"> -&gt; </w:t>
-      </w:r>
-      <w:proofErr w:type="spellStart"/>
-      <w:r>
-        <w:t>Deploy</w:t>
-      </w:r>
-      <w:proofErr w:type="spellEnd"/>
-      <w:r>
-        <w:t xml:space="preserve"> -&gt; </w:t>
-      </w:r>
-      <w:proofErr w:type="spellStart"/>
-      <w:r>
-        <w:t>Operate</w:t>
-      </w:r>
-      <w:proofErr w:type="spellEnd"/>
-      <w:r>
-        <w:t xml:space="preserve"> -&gt; Monitor, con responsabilidad compartida sobre calidad, seguridad y valor de negocio.</w:t>
+        <w:t>Plan -&gt; Code -&gt; Build -&gt; Test -&gt; Release -&gt; Deploy -&gt; Operate -&gt; Monitor, con responsabilidad compartida sobre calidad, seguridad y valor de negocio.</w:t>
       </w:r>
     </w:p>
     <w:p/>
@@ -268,39 +207,7 @@
           <w:b/>
           <w:bCs/>
         </w:rPr>
-        <w:t xml:space="preserve">1. </w:t>
-      </w:r>
-      <w:proofErr w:type="spellStart"/>
-      <w:r>
-        <w:rPr>
-          <w:b/>
-          <w:bCs/>
-        </w:rPr>
-        <w:t>Product</w:t>
-      </w:r>
-      <w:proofErr w:type="spellEnd"/>
-      <w:r>
-        <w:rPr>
-          <w:b/>
-          <w:bCs/>
-        </w:rPr>
-        <w:t xml:space="preserve"> Owner o </w:t>
-      </w:r>
-      <w:proofErr w:type="spellStart"/>
-      <w:r>
-        <w:rPr>
-          <w:b/>
-          <w:bCs/>
-        </w:rPr>
-        <w:t>Lider</w:t>
-      </w:r>
-      <w:proofErr w:type="spellEnd"/>
-      <w:r>
-        <w:rPr>
-          <w:b/>
-          <w:bCs/>
-        </w:rPr>
-        <w:t xml:space="preserve"> de Negocio</w:t>
+        <w:t>1. Product Owner o Lider de Negocio</w:t>
       </w:r>
     </w:p>
     <w:p>
@@ -517,15 +424,7 @@
         </w:numPr>
       </w:pPr>
       <w:r>
-        <w:t>En e-</w:t>
-      </w:r>
-      <w:proofErr w:type="spellStart"/>
-      <w:r>
-        <w:t>commerce</w:t>
-      </w:r>
-      <w:proofErr w:type="spellEnd"/>
-      <w:r>
-        <w:t>, no todo tiene el mismo valor</w:t>
+        <w:t>En e-commerce, no todo tiene el mismo valor</w:t>
       </w:r>
       <w:r>
         <w:t>,</w:t>
@@ -582,17 +481,8 @@
           <w:b/>
           <w:bCs/>
         </w:rPr>
-        <w:t xml:space="preserve"> de la </w:t>
-      </w:r>
-      <w:proofErr w:type="spellStart"/>
-      <w:r>
-        <w:rPr>
-          <w:b/>
-          <w:bCs/>
-        </w:rPr>
-        <w:t>eleccion</w:t>
-      </w:r>
-      <w:proofErr w:type="spellEnd"/>
+        <w:t xml:space="preserve"> de la eleccion</w:t>
+      </w:r>
     </w:p>
     <w:p>
       <w:pPr>
@@ -810,224 +700,475 @@
         <w:t>código</w:t>
       </w:r>
       <w:r>
-        <w:t xml:space="preserve"> y revisiones por </w:t>
-      </w:r>
-      <w:proofErr w:type="spellStart"/>
-      <w:r>
-        <w:t>pull</w:t>
-      </w:r>
-      <w:proofErr w:type="spellEnd"/>
-      <w:r>
-        <w:t xml:space="preserve"> </w:t>
-      </w:r>
-      <w:proofErr w:type="spellStart"/>
-      <w:r>
-        <w:t>request</w:t>
-      </w:r>
-      <w:proofErr w:type="spellEnd"/>
+        <w:t xml:space="preserve"> y revisiones por pull request.</w:t>
+      </w:r>
+    </w:p>
+    <w:p>
+      <w:pPr>
+        <w:numPr>
+          <w:ilvl w:val="0"/>
+          <w:numId w:val="8"/>
+        </w:numPr>
+      </w:pPr>
+      <w:r>
+        <w:t xml:space="preserve">Estrategias de </w:t>
+      </w:r>
+      <w:r>
+        <w:t>ramificación</w:t>
+      </w:r>
+      <w:r>
+        <w:t xml:space="preserve"> y control de versiones.</w:t>
+      </w:r>
+    </w:p>
+    <w:p>
+      <w:pPr>
+        <w:numPr>
+          <w:ilvl w:val="0"/>
+          <w:numId w:val="8"/>
+        </w:numPr>
+      </w:pPr>
+      <w:r>
+        <w:t>Definición</w:t>
+      </w:r>
+      <w:r>
+        <w:t xml:space="preserve"> de calidad </w:t>
+      </w:r>
+      <w:r>
+        <w:t>técnica</w:t>
+      </w:r>
+      <w:r>
+        <w:t xml:space="preserve"> y deuda </w:t>
+      </w:r>
+      <w:r>
+        <w:t>técnica</w:t>
+      </w:r>
+      <w:r>
+        <w:t xml:space="preserve"> controlada.</w:t>
+      </w:r>
+    </w:p>
+    <w:p>
+      <w:r>
+        <w:rPr>
+          <w:b/>
+          <w:bCs/>
+        </w:rPr>
+        <w:t>¿</w:t>
+      </w:r>
+      <w:r>
+        <w:rPr>
+          <w:b/>
+          <w:bCs/>
+        </w:rPr>
+        <w:t>Por qué</w:t>
+      </w:r>
+      <w:r>
+        <w:rPr>
+          <w:b/>
+          <w:bCs/>
+        </w:rPr>
+        <w:t xml:space="preserve"> es crucial</w:t>
+      </w:r>
+      <w:r>
+        <w:rPr>
+          <w:b/>
+          <w:bCs/>
+        </w:rPr>
+        <w:t>?</w:t>
+      </w:r>
+    </w:p>
+    <w:p>
+      <w:pPr>
+        <w:numPr>
+          <w:ilvl w:val="0"/>
+          <w:numId w:val="9"/>
+        </w:numPr>
+      </w:pPr>
+      <w:r>
+        <w:t>Evita que el equipo construya soluciones improvisadas o inconexas.</w:t>
+      </w:r>
+    </w:p>
+    <w:p>
+      <w:pPr>
+        <w:numPr>
+          <w:ilvl w:val="0"/>
+          <w:numId w:val="9"/>
+        </w:numPr>
+      </w:pPr>
+      <w:r>
+        <w:t xml:space="preserve">Asegura que desarrollo, pruebas, despliegue y </w:t>
+      </w:r>
+      <w:r>
+        <w:t>operación</w:t>
+      </w:r>
+      <w:r>
+        <w:t xml:space="preserve"> se piensen desde una misma arquitectura, no como etapas separadas.</w:t>
+      </w:r>
+    </w:p>
+    <w:p>
+      <w:r>
+        <w:rPr>
+          <w:b/>
+          <w:bCs/>
+        </w:rPr>
+        <w:t>Justificación</w:t>
+      </w:r>
+      <w:r>
+        <w:rPr>
+          <w:b/>
+          <w:bCs/>
+        </w:rPr>
+        <w:t xml:space="preserve"> de la </w:t>
+      </w:r>
+      <w:r>
+        <w:rPr>
+          <w:b/>
+          <w:bCs/>
+        </w:rPr>
+        <w:t>elección</w:t>
+      </w:r>
+    </w:p>
+    <w:p>
+      <w:pPr>
+        <w:numPr>
+          <w:ilvl w:val="0"/>
+          <w:numId w:val="10"/>
+        </w:numPr>
+      </w:pPr>
+      <w:r>
+        <w:t xml:space="preserve">El comercio </w:t>
+      </w:r>
+      <w:r>
+        <w:t>electrónico</w:t>
+      </w:r>
+      <w:r>
+        <w:t xml:space="preserve"> necesita decisiones </w:t>
+      </w:r>
+      <w:r>
+        <w:t>técnicas</w:t>
+      </w:r>
+      <w:r>
+        <w:t xml:space="preserve"> coherentes para soportar picos de demanda, </w:t>
+      </w:r>
+      <w:r>
+        <w:t>integración</w:t>
+      </w:r>
+      <w:r>
+        <w:t xml:space="preserve"> con pagos y trazabilidad de pedidos.</w:t>
+      </w:r>
+    </w:p>
+    <w:p>
+      <w:pPr>
+        <w:numPr>
+          <w:ilvl w:val="0"/>
+          <w:numId w:val="10"/>
+        </w:numPr>
+        <w:rPr>
+          <w:b/>
+          <w:bCs/>
+        </w:rPr>
+      </w:pPr>
+      <w:r>
+        <w:t xml:space="preserve">Este rol </w:t>
+      </w:r>
+      <w:r>
+        <w:t>actúa</w:t>
+      </w:r>
+      <w:r>
+        <w:t xml:space="preserve"> como </w:t>
+      </w:r>
+      <w:r>
+        <w:rPr>
+          <w:b/>
+          <w:bCs/>
+        </w:rPr>
+        <w:t>puente entre negocio, desarrollo, operaciones y seguridad.</w:t>
+      </w:r>
+    </w:p>
+    <w:p>
+      <w:pPr>
+        <w:rPr>
+          <w:b/>
+          <w:bCs/>
+        </w:rPr>
+      </w:pPr>
+      <w:r>
+        <w:rPr>
+          <w:b/>
+          <w:bCs/>
+        </w:rPr>
+        <w:t>3. Desarrollador Backend</w:t>
+      </w:r>
+    </w:p>
+    <w:p>
+      <w:r>
+        <w:rPr>
+          <w:b/>
+          <w:bCs/>
+        </w:rPr>
+        <w:t>Responsabilidades principales</w:t>
+      </w:r>
+    </w:p>
+    <w:p>
+      <w:pPr>
+        <w:numPr>
+          <w:ilvl w:val="0"/>
+          <w:numId w:val="11"/>
+        </w:numPr>
+      </w:pPr>
+      <w:r>
+        <w:t xml:space="preserve">Construir APIs para registro, </w:t>
+      </w:r>
+      <w:r>
+        <w:t>autenticación</w:t>
+      </w:r>
+      <w:r>
+        <w:t>, catalogo, carrito, pedidos y pagos.</w:t>
+      </w:r>
+    </w:p>
+    <w:p>
+      <w:pPr>
+        <w:numPr>
+          <w:ilvl w:val="0"/>
+          <w:numId w:val="11"/>
+        </w:numPr>
+      </w:pPr>
+      <w:r>
+        <w:t>Implementar reglas de negocio en servidor, no en el cliente.</w:t>
+      </w:r>
+    </w:p>
+    <w:p>
+      <w:pPr>
+        <w:numPr>
+          <w:ilvl w:val="0"/>
+          <w:numId w:val="11"/>
+        </w:numPr>
+      </w:pPr>
+      <w:r>
+        <w:t xml:space="preserve">Validar entrada de datos, proteger consultas y evitar errores como SQL Injection o </w:t>
+      </w:r>
+      <w:r>
+        <w:t>manipulación</w:t>
+      </w:r>
+      <w:r>
+        <w:t xml:space="preserve"> de precios.</w:t>
+      </w:r>
+    </w:p>
+    <w:p>
+      <w:pPr>
+        <w:numPr>
+          <w:ilvl w:val="0"/>
+          <w:numId w:val="11"/>
+        </w:numPr>
+      </w:pPr>
+      <w:r>
+        <w:t>Escribir pruebas unitarias e integrar correcciones cuando fallen controles automatizados.</w:t>
+      </w:r>
+    </w:p>
+    <w:p>
+      <w:r>
+        <w:rPr>
+          <w:b/>
+          <w:bCs/>
+        </w:rPr>
+        <w:t>Prácticas DevOps que lidera o impulsa</w:t>
+      </w:r>
+    </w:p>
+    <w:p>
+      <w:pPr>
+        <w:numPr>
+          <w:ilvl w:val="0"/>
+          <w:numId w:val="12"/>
+        </w:numPr>
+      </w:pPr>
+      <w:r>
+        <w:t>Desarrollo orientado a pruebas.</w:t>
+      </w:r>
+    </w:p>
+    <w:p>
+      <w:pPr>
+        <w:numPr>
+          <w:ilvl w:val="0"/>
+          <w:numId w:val="12"/>
+        </w:numPr>
+      </w:pPr>
+      <w:r>
+        <w:t>Integración</w:t>
+      </w:r>
+      <w:r>
+        <w:t xml:space="preserve"> continua.</w:t>
+      </w:r>
+    </w:p>
+    <w:p>
+      <w:pPr>
+        <w:numPr>
+          <w:ilvl w:val="0"/>
+          <w:numId w:val="12"/>
+        </w:numPr>
+      </w:pPr>
+      <w:r>
+        <w:t>Corrección</w:t>
+      </w:r>
+      <w:r>
+        <w:t xml:space="preserve"> temprana de defectos detectados por pipelines.</w:t>
+      </w:r>
+    </w:p>
+    <w:p>
+      <w:pPr>
+        <w:numPr>
+          <w:ilvl w:val="0"/>
+          <w:numId w:val="12"/>
+        </w:numPr>
+      </w:pPr>
+      <w:r>
+        <w:lastRenderedPageBreak/>
+        <w:t>Versionado de cambios y trazabilidad por commits y pull requests.</w:t>
+      </w:r>
+    </w:p>
+    <w:p>
+      <w:pPr>
+        <w:rPr>
+          <w:u w:val="single"/>
+        </w:rPr>
+      </w:pPr>
+      <w:r>
+        <w:rPr>
+          <w:b/>
+          <w:bCs/>
+        </w:rPr>
+        <w:t>¿</w:t>
+      </w:r>
+      <w:r>
+        <w:rPr>
+          <w:b/>
+          <w:bCs/>
+        </w:rPr>
+        <w:t>Por qué</w:t>
+      </w:r>
+      <w:r>
+        <w:rPr>
+          <w:b/>
+          <w:bCs/>
+        </w:rPr>
+        <w:t xml:space="preserve"> es crucial</w:t>
+      </w:r>
+      <w:r>
+        <w:rPr>
+          <w:b/>
+          <w:bCs/>
+        </w:rPr>
+        <w:t>?</w:t>
+      </w:r>
+    </w:p>
+    <w:p>
+      <w:pPr>
+        <w:numPr>
+          <w:ilvl w:val="0"/>
+          <w:numId w:val="13"/>
+        </w:numPr>
+      </w:pPr>
+      <w:r>
+        <w:t xml:space="preserve">Gran parte del riesgo del caso </w:t>
+      </w:r>
+      <w:r>
+        <w:t>está</w:t>
+      </w:r>
+      <w:r>
+        <w:t xml:space="preserve"> en la </w:t>
+      </w:r>
+      <w:r>
+        <w:t>lógica</w:t>
+      </w:r>
+      <w:r>
+        <w:t xml:space="preserve"> de negocio: cuentas, </w:t>
+      </w:r>
+      <w:r>
+        <w:t>autorización</w:t>
+      </w:r>
+      <w:r>
+        <w:t>, pedidos y cobros.</w:t>
+      </w:r>
+    </w:p>
+    <w:p>
+      <w:pPr>
+        <w:numPr>
+          <w:ilvl w:val="0"/>
+          <w:numId w:val="13"/>
+        </w:numPr>
+      </w:pPr>
+      <w:r>
+        <w:t>Si el backend no valida correctamente, el frontend puede ser manipulado y el sistema pierde integridad.</w:t>
+      </w:r>
+    </w:p>
+    <w:p>
+      <w:r>
+        <w:rPr>
+          <w:b/>
+          <w:bCs/>
+        </w:rPr>
+        <w:t>Justificación</w:t>
+      </w:r>
+      <w:r>
+        <w:rPr>
+          <w:b/>
+          <w:bCs/>
+        </w:rPr>
+        <w:t xml:space="preserve"> de la </w:t>
+      </w:r>
+      <w:r>
+        <w:rPr>
+          <w:b/>
+          <w:bCs/>
+        </w:rPr>
+        <w:t>elección</w:t>
+      </w:r>
+    </w:p>
+    <w:p>
+      <w:pPr>
+        <w:numPr>
+          <w:ilvl w:val="0"/>
+          <w:numId w:val="14"/>
+        </w:numPr>
+      </w:pPr>
+      <w:r>
+        <w:t xml:space="preserve">Es el rol que </w:t>
+      </w:r>
+      <w:r>
+        <w:t>más</w:t>
+      </w:r>
+      <w:r>
+        <w:t xml:space="preserve"> impacto tiene sobre la seguridad transaccional y la confiabilidad del negocio.</w:t>
+      </w:r>
+    </w:p>
+    <w:p>
+      <w:pPr>
+        <w:numPr>
+          <w:ilvl w:val="0"/>
+          <w:numId w:val="14"/>
+        </w:numPr>
+      </w:pPr>
+      <w:r>
+        <w:t xml:space="preserve">Su trabajo reduce fraude, inconsistencias de cobro y acceso indebido a </w:t>
+      </w:r>
+      <w:r>
+        <w:t>información</w:t>
+      </w:r>
       <w:r>
         <w:t>.</w:t>
       </w:r>
     </w:p>
     <w:p>
       <w:pPr>
-        <w:numPr>
-          <w:ilvl w:val="0"/>
-          <w:numId w:val="8"/>
-        </w:numPr>
-      </w:pPr>
-      <w:r>
-        <w:t xml:space="preserve">Estrategias de </w:t>
-      </w:r>
-      <w:r>
-        <w:t>ramificación</w:t>
-      </w:r>
-      <w:r>
-        <w:t xml:space="preserve"> y control de versiones.</w:t>
-      </w:r>
-    </w:p>
-    <w:p>
-      <w:pPr>
-        <w:numPr>
-          <w:ilvl w:val="0"/>
-          <w:numId w:val="8"/>
-        </w:numPr>
-      </w:pPr>
-      <w:r>
-        <w:t>Definición</w:t>
-      </w:r>
-      <w:r>
-        <w:t xml:space="preserve"> de </w:t>
-      </w:r>
-      <w:proofErr w:type="gramStart"/>
-      <w:r>
-        <w:t xml:space="preserve">calidad </w:t>
-      </w:r>
-      <w:r>
-        <w:t>técnica</w:t>
-      </w:r>
-      <w:r>
-        <w:t xml:space="preserve"> y deuda </w:t>
-      </w:r>
-      <w:r>
-        <w:t>técnica</w:t>
-      </w:r>
-      <w:proofErr w:type="gramEnd"/>
-      <w:r>
-        <w:t xml:space="preserve"> controlada.</w:t>
-      </w:r>
-    </w:p>
-    <w:p>
-      <w:r>
-        <w:rPr>
-          <w:b/>
-          <w:bCs/>
-        </w:rPr>
-        <w:t>¿</w:t>
-      </w:r>
-      <w:r>
-        <w:rPr>
-          <w:b/>
-          <w:bCs/>
-        </w:rPr>
-        <w:t>Por qué</w:t>
-      </w:r>
-      <w:r>
-        <w:rPr>
-          <w:b/>
-          <w:bCs/>
-        </w:rPr>
-        <w:t xml:space="preserve"> es crucial</w:t>
-      </w:r>
-      <w:r>
-        <w:rPr>
-          <w:b/>
-          <w:bCs/>
-        </w:rPr>
-        <w:t>?</w:t>
-      </w:r>
-    </w:p>
-    <w:p>
-      <w:pPr>
-        <w:numPr>
-          <w:ilvl w:val="0"/>
-          <w:numId w:val="9"/>
-        </w:numPr>
-      </w:pPr>
-      <w:r>
-        <w:t>Evita que el equipo construya soluciones improvisadas o inconexas.</w:t>
-      </w:r>
-    </w:p>
-    <w:p>
-      <w:pPr>
-        <w:numPr>
-          <w:ilvl w:val="0"/>
-          <w:numId w:val="9"/>
-        </w:numPr>
-      </w:pPr>
-      <w:r>
-        <w:t xml:space="preserve">Asegura que desarrollo, pruebas, despliegue y </w:t>
-      </w:r>
-      <w:r>
-        <w:t>operación</w:t>
-      </w:r>
-      <w:r>
-        <w:t xml:space="preserve"> se piensen desde una misma arquitectura, no como etapas separadas.</w:t>
-      </w:r>
-    </w:p>
-    <w:p>
-      <w:r>
-        <w:rPr>
-          <w:b/>
-          <w:bCs/>
-        </w:rPr>
-        <w:t>Justificación</w:t>
-      </w:r>
-      <w:r>
-        <w:rPr>
-          <w:b/>
-          <w:bCs/>
-        </w:rPr>
-        <w:t xml:space="preserve"> de la </w:t>
-      </w:r>
-      <w:r>
-        <w:rPr>
-          <w:b/>
-          <w:bCs/>
-        </w:rPr>
-        <w:t>elección</w:t>
-      </w:r>
-    </w:p>
-    <w:p>
-      <w:pPr>
-        <w:numPr>
-          <w:ilvl w:val="0"/>
-          <w:numId w:val="10"/>
-        </w:numPr>
-      </w:pPr>
-      <w:r>
-        <w:t xml:space="preserve">El comercio </w:t>
-      </w:r>
-      <w:r>
-        <w:t>electrónico</w:t>
-      </w:r>
-      <w:r>
-        <w:t xml:space="preserve"> necesita decisiones </w:t>
-      </w:r>
-      <w:r>
-        <w:t>técnicas</w:t>
-      </w:r>
-      <w:r>
-        <w:t xml:space="preserve"> coherentes para soportar picos de demanda, </w:t>
-      </w:r>
-      <w:r>
-        <w:t>integración</w:t>
-      </w:r>
-      <w:r>
-        <w:t xml:space="preserve"> con pagos y trazabilidad de pedidos.</w:t>
-      </w:r>
-    </w:p>
-    <w:p>
-      <w:pPr>
-        <w:numPr>
-          <w:ilvl w:val="0"/>
-          <w:numId w:val="10"/>
-        </w:numPr>
-        <w:rPr>
-          <w:b/>
-          <w:bCs/>
-        </w:rPr>
-      </w:pPr>
-      <w:r>
-        <w:t xml:space="preserve">Este rol </w:t>
-      </w:r>
-      <w:r>
-        <w:t>actúa</w:t>
-      </w:r>
-      <w:r>
-        <w:t xml:space="preserve"> como </w:t>
-      </w:r>
-      <w:r>
-        <w:rPr>
-          <w:b/>
-          <w:bCs/>
-        </w:rPr>
-        <w:t>puente entre negocio, desarrollo, operaciones y seguridad.</w:t>
-      </w:r>
-    </w:p>
-    <w:p>
-      <w:pPr>
-        <w:rPr>
-          <w:b/>
-          <w:bCs/>
-        </w:rPr>
-      </w:pPr>
-      <w:r>
-        <w:rPr>
-          <w:b/>
-          <w:bCs/>
-        </w:rPr>
-        <w:t>3. Desarrollador Backend</w:t>
+        <w:rPr>
+          <w:b/>
+          <w:bCs/>
+        </w:rPr>
+      </w:pPr>
+      <w:r>
+        <w:rPr>
+          <w:b/>
+          <w:bCs/>
+        </w:rPr>
+        <w:t>4. Desarrollador Frontend</w:t>
       </w:r>
     </w:p>
     <w:p>
@@ -1043,72 +1184,50 @@
       <w:pPr>
         <w:numPr>
           <w:ilvl w:val="0"/>
-          <w:numId w:val="11"/>
-        </w:numPr>
-      </w:pPr>
-      <w:r>
-        <w:t xml:space="preserve">Construir </w:t>
-      </w:r>
-      <w:proofErr w:type="spellStart"/>
-      <w:r>
-        <w:t>APIs</w:t>
-      </w:r>
-      <w:proofErr w:type="spellEnd"/>
-      <w:r>
-        <w:t xml:space="preserve"> para registro, </w:t>
-      </w:r>
-      <w:r>
-        <w:t>autenticación</w:t>
-      </w:r>
-      <w:r>
-        <w:t>, catalogo, carrito, pedidos y pagos.</w:t>
-      </w:r>
-    </w:p>
-    <w:p>
-      <w:pPr>
-        <w:numPr>
-          <w:ilvl w:val="0"/>
-          <w:numId w:val="11"/>
-        </w:numPr>
-      </w:pPr>
-      <w:r>
-        <w:t>Implementar reglas de negocio en servidor, no en el cliente.</w:t>
-      </w:r>
-    </w:p>
-    <w:p>
-      <w:pPr>
-        <w:numPr>
-          <w:ilvl w:val="0"/>
-          <w:numId w:val="11"/>
-        </w:numPr>
-      </w:pPr>
-      <w:r>
-        <w:t xml:space="preserve">Validar entrada de datos, proteger consultas y evitar errores como SQL </w:t>
-      </w:r>
-      <w:proofErr w:type="spellStart"/>
-      <w:r>
-        <w:t>Injection</w:t>
-      </w:r>
-      <w:proofErr w:type="spellEnd"/>
-      <w:r>
-        <w:t xml:space="preserve"> o </w:t>
-      </w:r>
-      <w:r>
-        <w:t>manipulación</w:t>
-      </w:r>
-      <w:r>
-        <w:t xml:space="preserve"> de precios.</w:t>
-      </w:r>
-    </w:p>
-    <w:p>
-      <w:pPr>
-        <w:numPr>
-          <w:ilvl w:val="0"/>
-          <w:numId w:val="11"/>
-        </w:numPr>
-      </w:pPr>
-      <w:r>
-        <w:t>Escribir pruebas unitarias e integrar correcciones cuando fallen controles automatizados.</w:t>
+          <w:numId w:val="15"/>
+        </w:numPr>
+      </w:pPr>
+      <w:r>
+        <w:t xml:space="preserve">Construir la experiencia de usuario para registro, </w:t>
+      </w:r>
+      <w:r>
+        <w:t>búsqueda</w:t>
+      </w:r>
+      <w:r>
+        <w:t>, carrito, checkout y seguimiento de pedidos.</w:t>
+      </w:r>
+    </w:p>
+    <w:p>
+      <w:pPr>
+        <w:numPr>
+          <w:ilvl w:val="0"/>
+          <w:numId w:val="15"/>
+        </w:numPr>
+      </w:pPr>
+      <w:r>
+        <w:t>Implementar validaciones de interfaz sin sustituir la validacion del servidor.</w:t>
+      </w:r>
+    </w:p>
+    <w:p>
+      <w:pPr>
+        <w:numPr>
+          <w:ilvl w:val="0"/>
+          <w:numId w:val="15"/>
+        </w:numPr>
+      </w:pPr>
+      <w:r>
+        <w:t>Consumir APIs de forma segura y mostrar errores claros al usuario.</w:t>
+      </w:r>
+    </w:p>
+    <w:p>
+      <w:pPr>
+        <w:numPr>
+          <w:ilvl w:val="0"/>
+          <w:numId w:val="15"/>
+        </w:numPr>
+      </w:pPr>
+      <w:r>
+        <w:t>Cuidar accesibilidad, consistencia visual y usabilidad para reducir abandonos en la compra.</w:t>
       </w:r>
     </w:p>
     <w:p>
@@ -1124,320 +1243,6 @@
       <w:pPr>
         <w:numPr>
           <w:ilvl w:val="0"/>
-          <w:numId w:val="12"/>
-        </w:numPr>
-      </w:pPr>
-      <w:r>
-        <w:t>Desarrollo orientado a pruebas.</w:t>
-      </w:r>
-    </w:p>
-    <w:p>
-      <w:pPr>
-        <w:numPr>
-          <w:ilvl w:val="0"/>
-          <w:numId w:val="12"/>
-        </w:numPr>
-      </w:pPr>
-      <w:r>
-        <w:t>Integración</w:t>
-      </w:r>
-      <w:r>
-        <w:t xml:space="preserve"> continua.</w:t>
-      </w:r>
-    </w:p>
-    <w:p>
-      <w:pPr>
-        <w:numPr>
-          <w:ilvl w:val="0"/>
-          <w:numId w:val="12"/>
-        </w:numPr>
-      </w:pPr>
-      <w:r>
-        <w:t>Corrección</w:t>
-      </w:r>
-      <w:r>
-        <w:t xml:space="preserve"> temprana de defectos detectados por pipelines.</w:t>
-      </w:r>
-    </w:p>
-    <w:p>
-      <w:pPr>
-        <w:numPr>
-          <w:ilvl w:val="0"/>
-          <w:numId w:val="12"/>
-        </w:numPr>
-      </w:pPr>
-      <w:r>
-        <w:lastRenderedPageBreak/>
-        <w:t xml:space="preserve">Versionado de cambios y trazabilidad por </w:t>
-      </w:r>
-      <w:proofErr w:type="spellStart"/>
-      <w:r>
-        <w:t>commits</w:t>
-      </w:r>
-      <w:proofErr w:type="spellEnd"/>
-      <w:r>
-        <w:t xml:space="preserve"> y </w:t>
-      </w:r>
-      <w:proofErr w:type="spellStart"/>
-      <w:r>
-        <w:t>pull</w:t>
-      </w:r>
-      <w:proofErr w:type="spellEnd"/>
-      <w:r>
-        <w:t xml:space="preserve"> </w:t>
-      </w:r>
-      <w:proofErr w:type="spellStart"/>
-      <w:r>
-        <w:t>requests</w:t>
-      </w:r>
-      <w:proofErr w:type="spellEnd"/>
-      <w:r>
-        <w:t>.</w:t>
-      </w:r>
-    </w:p>
-    <w:p>
-      <w:pPr>
-        <w:rPr>
-          <w:u w:val="single"/>
-        </w:rPr>
-      </w:pPr>
-      <w:r>
-        <w:rPr>
-          <w:b/>
-          <w:bCs/>
-        </w:rPr>
-        <w:t>¿</w:t>
-      </w:r>
-      <w:r>
-        <w:rPr>
-          <w:b/>
-          <w:bCs/>
-        </w:rPr>
-        <w:t>Por qué</w:t>
-      </w:r>
-      <w:r>
-        <w:rPr>
-          <w:b/>
-          <w:bCs/>
-        </w:rPr>
-        <w:t xml:space="preserve"> es crucial</w:t>
-      </w:r>
-      <w:r>
-        <w:rPr>
-          <w:b/>
-          <w:bCs/>
-        </w:rPr>
-        <w:t>?</w:t>
-      </w:r>
-    </w:p>
-    <w:p>
-      <w:pPr>
-        <w:numPr>
-          <w:ilvl w:val="0"/>
-          <w:numId w:val="13"/>
-        </w:numPr>
-      </w:pPr>
-      <w:r>
-        <w:t xml:space="preserve">Gran parte del riesgo del caso </w:t>
-      </w:r>
-      <w:r>
-        <w:t>está</w:t>
-      </w:r>
-      <w:r>
-        <w:t xml:space="preserve"> en la </w:t>
-      </w:r>
-      <w:r>
-        <w:t>lógica</w:t>
-      </w:r>
-      <w:r>
-        <w:t xml:space="preserve"> de negocio: cuentas, </w:t>
-      </w:r>
-      <w:r>
-        <w:t>autorización</w:t>
-      </w:r>
-      <w:r>
-        <w:t>, pedidos y cobros.</w:t>
-      </w:r>
-    </w:p>
-    <w:p>
-      <w:pPr>
-        <w:numPr>
-          <w:ilvl w:val="0"/>
-          <w:numId w:val="13"/>
-        </w:numPr>
-      </w:pPr>
-      <w:r>
-        <w:t>Si el backend no valida correctamente, el frontend puede ser manipulado y el sistema pierde integridad.</w:t>
-      </w:r>
-    </w:p>
-    <w:p>
-      <w:r>
-        <w:rPr>
-          <w:b/>
-          <w:bCs/>
-        </w:rPr>
-        <w:t>Justificación</w:t>
-      </w:r>
-      <w:r>
-        <w:rPr>
-          <w:b/>
-          <w:bCs/>
-        </w:rPr>
-        <w:t xml:space="preserve"> de la </w:t>
-      </w:r>
-      <w:r>
-        <w:rPr>
-          <w:b/>
-          <w:bCs/>
-        </w:rPr>
-        <w:t>elección</w:t>
-      </w:r>
-    </w:p>
-    <w:p>
-      <w:pPr>
-        <w:numPr>
-          <w:ilvl w:val="0"/>
-          <w:numId w:val="14"/>
-        </w:numPr>
-      </w:pPr>
-      <w:r>
-        <w:t xml:space="preserve">Es el rol que </w:t>
-      </w:r>
-      <w:r>
-        <w:t>más</w:t>
-      </w:r>
-      <w:r>
-        <w:t xml:space="preserve"> impacto tiene sobre la seguridad transaccional y la confiabilidad del negocio.</w:t>
-      </w:r>
-    </w:p>
-    <w:p>
-      <w:pPr>
-        <w:numPr>
-          <w:ilvl w:val="0"/>
-          <w:numId w:val="14"/>
-        </w:numPr>
-      </w:pPr>
-      <w:r>
-        <w:t xml:space="preserve">Su trabajo reduce fraude, inconsistencias de cobro y acceso indebido a </w:t>
-      </w:r>
-      <w:r>
-        <w:t>información</w:t>
-      </w:r>
-      <w:r>
-        <w:t>.</w:t>
-      </w:r>
-    </w:p>
-    <w:p>
-      <w:pPr>
-        <w:rPr>
-          <w:b/>
-          <w:bCs/>
-        </w:rPr>
-      </w:pPr>
-      <w:r>
-        <w:rPr>
-          <w:b/>
-          <w:bCs/>
-        </w:rPr>
-        <w:t>4. Desarrollador Frontend</w:t>
-      </w:r>
-    </w:p>
-    <w:p>
-      <w:r>
-        <w:rPr>
-          <w:b/>
-          <w:bCs/>
-        </w:rPr>
-        <w:t>Responsabilidades principales</w:t>
-      </w:r>
-    </w:p>
-    <w:p>
-      <w:pPr>
-        <w:numPr>
-          <w:ilvl w:val="0"/>
-          <w:numId w:val="15"/>
-        </w:numPr>
-      </w:pPr>
-      <w:r>
-        <w:t xml:space="preserve">Construir la experiencia de usuario para registro, </w:t>
-      </w:r>
-      <w:r>
-        <w:t>búsqueda</w:t>
-      </w:r>
-      <w:r>
-        <w:t xml:space="preserve">, carrito, </w:t>
-      </w:r>
-      <w:proofErr w:type="spellStart"/>
-      <w:r>
-        <w:t>checkout</w:t>
-      </w:r>
-      <w:proofErr w:type="spellEnd"/>
-      <w:r>
-        <w:t xml:space="preserve"> y seguimiento de pedidos.</w:t>
-      </w:r>
-    </w:p>
-    <w:p>
-      <w:pPr>
-        <w:numPr>
-          <w:ilvl w:val="0"/>
-          <w:numId w:val="15"/>
-        </w:numPr>
-      </w:pPr>
-      <w:r>
-        <w:t xml:space="preserve">Implementar validaciones de interfaz sin sustituir la </w:t>
-      </w:r>
-      <w:proofErr w:type="spellStart"/>
-      <w:r>
-        <w:t>validacion</w:t>
-      </w:r>
-      <w:proofErr w:type="spellEnd"/>
-      <w:r>
-        <w:t xml:space="preserve"> del servidor.</w:t>
-      </w:r>
-    </w:p>
-    <w:p>
-      <w:pPr>
-        <w:numPr>
-          <w:ilvl w:val="0"/>
-          <w:numId w:val="15"/>
-        </w:numPr>
-      </w:pPr>
-      <w:r>
-        <w:t xml:space="preserve">Consumir </w:t>
-      </w:r>
-      <w:proofErr w:type="spellStart"/>
-      <w:r>
-        <w:t>APIs</w:t>
-      </w:r>
-      <w:proofErr w:type="spellEnd"/>
-      <w:r>
-        <w:t xml:space="preserve"> de forma segura y mostrar errores claros al usuario.</w:t>
-      </w:r>
-    </w:p>
-    <w:p>
-      <w:pPr>
-        <w:numPr>
-          <w:ilvl w:val="0"/>
-          <w:numId w:val="15"/>
-        </w:numPr>
-      </w:pPr>
-      <w:r>
-        <w:t>Cuidar accesibilidad, consistencia visual y usabilidad para reducir abandonos en la compra.</w:t>
-      </w:r>
-    </w:p>
-    <w:p>
-      <w:r>
-        <w:rPr>
-          <w:b/>
-          <w:bCs/>
-        </w:rPr>
-        <w:t>Prácticas DevOps que lidera o impulsa</w:t>
-      </w:r>
-    </w:p>
-    <w:p>
-      <w:pPr>
-        <w:numPr>
-          <w:ilvl w:val="0"/>
           <w:numId w:val="16"/>
         </w:numPr>
       </w:pPr>
@@ -1463,13 +1268,8 @@
           <w:numId w:val="16"/>
         </w:numPr>
       </w:pPr>
-      <w:proofErr w:type="spellStart"/>
-      <w:r>
-        <w:t>Feedback</w:t>
-      </w:r>
-      <w:proofErr w:type="spellEnd"/>
-      <w:r>
-        <w:t xml:space="preserve"> temprano del usuario.</w:t>
+      <w:r>
+        <w:t>Feedback temprano del usuario.</w:t>
       </w:r>
     </w:p>
     <w:p>
@@ -1594,15 +1394,7 @@
         </w:numPr>
       </w:pPr>
       <w:r>
-        <w:t xml:space="preserve">El frontend es la cara de la plataforma y debe estar alineado con la </w:t>
-      </w:r>
-      <w:proofErr w:type="spellStart"/>
-      <w:r>
-        <w:t>logica</w:t>
-      </w:r>
-      <w:proofErr w:type="spellEnd"/>
-      <w:r>
-        <w:t xml:space="preserve"> segura del backend.</w:t>
+        <w:t>El frontend es la cara de la plataforma y debe estar alineado con la logica segura del backend.</w:t>
       </w:r>
     </w:p>
     <w:p>
@@ -1628,23 +1420,7 @@
           <w:b/>
           <w:bCs/>
         </w:rPr>
-        <w:t xml:space="preserve">5. QA </w:t>
-      </w:r>
-      <w:proofErr w:type="spellStart"/>
-      <w:r>
-        <w:rPr>
-          <w:b/>
-          <w:bCs/>
-        </w:rPr>
-        <w:t>Automation</w:t>
-      </w:r>
-      <w:proofErr w:type="spellEnd"/>
-      <w:r>
-        <w:rPr>
-          <w:b/>
-          <w:bCs/>
-        </w:rPr>
-        <w:t xml:space="preserve"> Engineer</w:t>
+        <w:t>5. QA Automation Engineer</w:t>
       </w:r>
     </w:p>
     <w:p>
@@ -1693,15 +1469,7 @@
         <w:t>críticos</w:t>
       </w:r>
       <w:r>
-        <w:t xml:space="preserve"> como registro, login, </w:t>
-      </w:r>
-      <w:proofErr w:type="spellStart"/>
-      <w:r>
-        <w:t>checkout</w:t>
-      </w:r>
-      <w:proofErr w:type="spellEnd"/>
-      <w:r>
-        <w:t xml:space="preserve">, pago y </w:t>
+        <w:t xml:space="preserve"> como registro, login, checkout, pago y </w:t>
       </w:r>
       <w:r>
         <w:t>actualización</w:t>
@@ -1841,7 +1609,13 @@
         </w:numPr>
       </w:pPr>
       <w:r>
-        <w:t xml:space="preserve">Las notas de clase resaltan que la </w:t>
+        <w:rPr>
+          <w:u w:val="single"/>
+        </w:rPr>
+        <w:t>La</w:t>
+      </w:r>
+      <w:r>
+        <w:t xml:space="preserve"> </w:t>
       </w:r>
       <w:r>
         <w:t>automatización</w:t>
@@ -1858,15 +1632,7 @@
         </w:numPr>
       </w:pPr>
       <w:r>
-        <w:t>En e-</w:t>
-      </w:r>
-      <w:proofErr w:type="spellStart"/>
-      <w:r>
-        <w:t>commerce</w:t>
-      </w:r>
-      <w:proofErr w:type="spellEnd"/>
-      <w:r>
-        <w:t xml:space="preserve">, una falla en una compra o en un pago afecta ventas, soporte y </w:t>
+        <w:t xml:space="preserve">En e-commerce, una falla en una compra o en un pago afecta ventas, soporte y </w:t>
       </w:r>
       <w:r>
         <w:t>reputación</w:t>
@@ -1917,22 +1683,22 @@
         </w:numPr>
       </w:pPr>
       <w:r>
+        <w:t>Es indispensable para sostener despliegues frecuentes sin degradar la estabilidad.</w:t>
+      </w:r>
+    </w:p>
+    <w:p>
+      <w:pPr>
+        <w:rPr>
+          <w:b/>
+          <w:bCs/>
+        </w:rPr>
+      </w:pPr>
+      <w:r>
+        <w:rPr>
+          <w:b/>
+          <w:bCs/>
+        </w:rPr>
         <w:lastRenderedPageBreak/>
-        <w:t>Es indispensable para sostener despliegues frecuentes sin degradar la estabilidad.</w:t>
-      </w:r>
-    </w:p>
-    <w:p>
-      <w:pPr>
-        <w:rPr>
-          <w:b/>
-          <w:bCs/>
-        </w:rPr>
-      </w:pPr>
-      <w:r>
-        <w:rPr>
-          <w:b/>
-          <w:bCs/>
-        </w:rPr>
         <w:t>6. Ingeniero DevOps / SRE</w:t>
       </w:r>
     </w:p>
@@ -1976,13 +1742,292 @@
         <w:t>código</w:t>
       </w:r>
       <w:r>
-        <w:t xml:space="preserve">, ambientes reproducibles y estrategias de </w:t>
-      </w:r>
-      <w:proofErr w:type="spellStart"/>
-      <w:r>
-        <w:t>rollback</w:t>
-      </w:r>
-      <w:proofErr w:type="spellEnd"/>
+        <w:t>, ambientes reproducibles y estrategias de rollback.</w:t>
+      </w:r>
+    </w:p>
+    <w:p>
+      <w:pPr>
+        <w:numPr>
+          <w:ilvl w:val="0"/>
+          <w:numId w:val="23"/>
+        </w:numPr>
+      </w:pPr>
+      <w:r>
+        <w:t>Administrar monitoreo, logs, alertas y observabilidad de la plataforma.</w:t>
+      </w:r>
+    </w:p>
+    <w:p>
+      <w:pPr>
+        <w:numPr>
+          <w:ilvl w:val="0"/>
+          <w:numId w:val="23"/>
+        </w:numPr>
+      </w:pPr>
+      <w:r>
+        <w:t xml:space="preserve">Asegurar disponibilidad, escalabilidad y </w:t>
+      </w:r>
+      <w:r>
+        <w:t>recuperación</w:t>
+      </w:r>
+      <w:r>
+        <w:t xml:space="preserve"> ante fallos.</w:t>
+      </w:r>
+    </w:p>
+    <w:p>
+      <w:r>
+        <w:rPr>
+          <w:b/>
+          <w:bCs/>
+        </w:rPr>
+        <w:t>Prácticas DevOps que lidera o impulsa</w:t>
+      </w:r>
+    </w:p>
+    <w:p>
+      <w:pPr>
+        <w:numPr>
+          <w:ilvl w:val="0"/>
+          <w:numId w:val="24"/>
+        </w:numPr>
+      </w:pPr>
+      <w:r>
+        <w:t>CI/CD.</w:t>
+      </w:r>
+    </w:p>
+    <w:p>
+      <w:pPr>
+        <w:numPr>
+          <w:ilvl w:val="0"/>
+          <w:numId w:val="24"/>
+        </w:numPr>
+      </w:pPr>
+      <w:r>
+        <w:t>IaC.</w:t>
+      </w:r>
+    </w:p>
+    <w:p>
+      <w:pPr>
+        <w:numPr>
+          <w:ilvl w:val="0"/>
+          <w:numId w:val="24"/>
+        </w:numPr>
+      </w:pPr>
+      <w:r>
+        <w:t>Automatización</w:t>
+      </w:r>
+      <w:r>
+        <w:t xml:space="preserve"> de despliegues.</w:t>
+      </w:r>
+    </w:p>
+    <w:p>
+      <w:pPr>
+        <w:numPr>
+          <w:ilvl w:val="0"/>
+          <w:numId w:val="24"/>
+        </w:numPr>
+      </w:pPr>
+      <w:r>
+        <w:t>Monitoreo continuo y manejo de incidentes.</w:t>
+      </w:r>
+    </w:p>
+    <w:p>
+      <w:pPr>
+        <w:numPr>
+          <w:ilvl w:val="0"/>
+          <w:numId w:val="24"/>
+        </w:numPr>
+        <w:ind w:left="1416" w:hanging="1056"/>
+      </w:pPr>
+      <w:r>
+        <w:t>Control de cambios y trazabilidad operativa.</w:t>
+      </w:r>
+    </w:p>
+    <w:p>
+      <w:r>
+        <w:rPr>
+          <w:b/>
+          <w:bCs/>
+        </w:rPr>
+        <w:t>¿</w:t>
+      </w:r>
+      <w:r>
+        <w:rPr>
+          <w:b/>
+          <w:bCs/>
+        </w:rPr>
+        <w:t>Por qué</w:t>
+      </w:r>
+      <w:r>
+        <w:rPr>
+          <w:b/>
+          <w:bCs/>
+        </w:rPr>
+        <w:t xml:space="preserve"> es crucial</w:t>
+      </w:r>
+      <w:r>
+        <w:rPr>
+          <w:b/>
+          <w:bCs/>
+        </w:rPr>
+        <w:t>?</w:t>
+      </w:r>
+    </w:p>
+    <w:p>
+      <w:pPr>
+        <w:numPr>
+          <w:ilvl w:val="0"/>
+          <w:numId w:val="25"/>
+        </w:numPr>
+      </w:pPr>
+      <w:r>
+        <w:t xml:space="preserve">Conecta desarrollo con </w:t>
+      </w:r>
+      <w:r>
+        <w:t>operación</w:t>
+      </w:r>
+      <w:r>
+        <w:t xml:space="preserve"> y evita que el paso a </w:t>
+      </w:r>
+      <w:r>
+        <w:t>producción</w:t>
+      </w:r>
+      <w:r>
+        <w:t xml:space="preserve"> dependa de tareas manuales.</w:t>
+      </w:r>
+    </w:p>
+    <w:p>
+      <w:pPr>
+        <w:numPr>
+          <w:ilvl w:val="0"/>
+          <w:numId w:val="25"/>
+        </w:numPr>
+      </w:pPr>
+      <w:r>
+        <w:t xml:space="preserve">Permite que los cambios lleguen </w:t>
+      </w:r>
+      <w:r>
+        <w:t>más</w:t>
+      </w:r>
+      <w:r>
+        <w:t xml:space="preserve"> </w:t>
+      </w:r>
+      <w:r>
+        <w:t>rápido</w:t>
+      </w:r>
+      <w:r>
+        <w:t xml:space="preserve"> y con menor riesgo</w:t>
+      </w:r>
+    </w:p>
+    <w:p>
+      <w:r>
+        <w:rPr>
+          <w:b/>
+          <w:bCs/>
+        </w:rPr>
+        <w:t>Justificación</w:t>
+      </w:r>
+      <w:r>
+        <w:rPr>
+          <w:b/>
+          <w:bCs/>
+        </w:rPr>
+        <w:t xml:space="preserve"> de la </w:t>
+      </w:r>
+      <w:r>
+        <w:rPr>
+          <w:b/>
+          <w:bCs/>
+        </w:rPr>
+        <w:t>elección</w:t>
+      </w:r>
+    </w:p>
+    <w:p>
+      <w:pPr>
+        <w:numPr>
+          <w:ilvl w:val="0"/>
+          <w:numId w:val="26"/>
+        </w:numPr>
+      </w:pPr>
+      <w:r>
+        <w:t xml:space="preserve">La plataforma necesita estabilidad </w:t>
+      </w:r>
+      <w:r>
+        <w:t>técnica</w:t>
+      </w:r>
+      <w:r>
+        <w:t xml:space="preserve"> sin perder velocidad de entrega.</w:t>
+      </w:r>
+    </w:p>
+    <w:p>
+      <w:pPr>
+        <w:numPr>
+          <w:ilvl w:val="0"/>
+          <w:numId w:val="26"/>
+        </w:numPr>
+      </w:pPr>
+      <w:r>
+        <w:t>Este rol hace posible el ciclo de mejora continua y reduce cuellos de botella entre ambientes.</w:t>
+      </w:r>
+    </w:p>
+    <w:p>
+      <w:pPr>
+        <w:rPr>
+          <w:b/>
+          <w:bCs/>
+        </w:rPr>
+      </w:pPr>
+      <w:r>
+        <w:rPr>
+          <w:b/>
+          <w:bCs/>
+        </w:rPr>
+        <w:t>7. Ingeniero DevSecOps o Seguridad Aplicada</w:t>
+      </w:r>
+    </w:p>
+    <w:p>
+      <w:r>
+        <w:rPr>
+          <w:b/>
+          <w:bCs/>
+        </w:rPr>
+        <w:t>Responsabilidades principales</w:t>
+      </w:r>
+    </w:p>
+    <w:p>
+      <w:pPr>
+        <w:numPr>
+          <w:ilvl w:val="0"/>
+          <w:numId w:val="27"/>
+        </w:numPr>
+      </w:pPr>
+      <w:r>
+        <w:t>Integrar seguridad desde el inicio del desarrollo y no al final.</w:t>
+      </w:r>
+    </w:p>
+    <w:p>
+      <w:pPr>
+        <w:numPr>
+          <w:ilvl w:val="0"/>
+          <w:numId w:val="27"/>
+        </w:numPr>
+      </w:pPr>
+      <w:r>
+        <w:t xml:space="preserve">Definir controles de SAST, SCA, DAST, </w:t>
+      </w:r>
+      <w:r>
+        <w:t>revisión</w:t>
+      </w:r>
+      <w:r>
+        <w:t xml:space="preserve"> de dependencias y </w:t>
+      </w:r>
+      <w:r>
+        <w:t>análisis</w:t>
+      </w:r>
+      <w:r>
+        <w:t xml:space="preserve"> de </w:t>
+      </w:r>
+      <w:r>
+        <w:t>configuración</w:t>
+      </w:r>
       <w:r>
         <w:t>.</w:t>
       </w:r>
@@ -1991,36 +2036,44 @@
       <w:pPr>
         <w:numPr>
           <w:ilvl w:val="0"/>
-          <w:numId w:val="23"/>
-        </w:numPr>
-      </w:pPr>
-      <w:r>
-        <w:t xml:space="preserve">Administrar monitoreo, logs, alertas y </w:t>
-      </w:r>
-      <w:proofErr w:type="spellStart"/>
-      <w:r>
-        <w:t>observabilidad</w:t>
-      </w:r>
-      <w:proofErr w:type="spellEnd"/>
-      <w:r>
-        <w:t xml:space="preserve"> de la plataforma.</w:t>
-      </w:r>
-    </w:p>
-    <w:p>
-      <w:pPr>
-        <w:numPr>
-          <w:ilvl w:val="0"/>
-          <w:numId w:val="23"/>
-        </w:numPr>
-      </w:pPr>
-      <w:r>
-        <w:t xml:space="preserve">Asegurar disponibilidad, escalabilidad y </w:t>
-      </w:r>
-      <w:r>
-        <w:t>recuperación</w:t>
-      </w:r>
-      <w:r>
-        <w:t xml:space="preserve"> ante fallos.</w:t>
+          <w:numId w:val="27"/>
+        </w:numPr>
+      </w:pPr>
+      <w:r>
+        <w:t xml:space="preserve">Gestionar secretos, accesos, </w:t>
+      </w:r>
+      <w:r>
+        <w:t>políticas</w:t>
+      </w:r>
+      <w:r>
+        <w:t xml:space="preserve"> de </w:t>
+      </w:r>
+      <w:r>
+        <w:t>mínimo</w:t>
+      </w:r>
+      <w:r>
+        <w:t xml:space="preserve"> privilegio y validaciones de cumplimiento.</w:t>
+      </w:r>
+    </w:p>
+    <w:p>
+      <w:pPr>
+        <w:numPr>
+          <w:ilvl w:val="0"/>
+          <w:numId w:val="27"/>
+        </w:numPr>
+      </w:pPr>
+      <w:r>
+        <w:lastRenderedPageBreak/>
+        <w:t>Acompañar</w:t>
+      </w:r>
+      <w:r>
+        <w:t xml:space="preserve"> la respuesta ante incidentes y el monitoreo continuo en </w:t>
+      </w:r>
+      <w:r>
+        <w:t>producción</w:t>
+      </w:r>
+      <w:r>
+        <w:t>.</w:t>
       </w:r>
     </w:p>
     <w:p>
@@ -2036,58 +2089,65 @@
       <w:pPr>
         <w:numPr>
           <w:ilvl w:val="0"/>
-          <w:numId w:val="24"/>
-        </w:numPr>
-      </w:pPr>
-      <w:r>
-        <w:t>CI/CD.</w:t>
-      </w:r>
-    </w:p>
-    <w:p>
-      <w:pPr>
-        <w:numPr>
-          <w:ilvl w:val="0"/>
-          <w:numId w:val="24"/>
-        </w:numPr>
-      </w:pPr>
-      <w:r>
-        <w:t>IaC.</w:t>
-      </w:r>
-    </w:p>
-    <w:p>
-      <w:pPr>
-        <w:numPr>
-          <w:ilvl w:val="0"/>
-          <w:numId w:val="24"/>
-        </w:numPr>
-      </w:pPr>
-      <w:r>
-        <w:t>Automatización</w:t>
-      </w:r>
-      <w:r>
-        <w:t xml:space="preserve"> de despliegues.</w:t>
-      </w:r>
-    </w:p>
-    <w:p>
-      <w:pPr>
-        <w:numPr>
-          <w:ilvl w:val="0"/>
-          <w:numId w:val="24"/>
-        </w:numPr>
-      </w:pPr>
-      <w:r>
-        <w:t>Monitoreo continuo y manejo de incidentes.</w:t>
-      </w:r>
-    </w:p>
-    <w:p>
-      <w:pPr>
-        <w:numPr>
-          <w:ilvl w:val="0"/>
-          <w:numId w:val="24"/>
-        </w:numPr>
-      </w:pPr>
-      <w:r>
-        <w:t>Control de cambios y trazabilidad operativa.</w:t>
+          <w:numId w:val="28"/>
+        </w:numPr>
+      </w:pPr>
+      <w:r>
+        <w:t>Seguridad integrada en CI/CD.</w:t>
+      </w:r>
+    </w:p>
+    <w:p>
+      <w:pPr>
+        <w:numPr>
+          <w:ilvl w:val="0"/>
+          <w:numId w:val="28"/>
+        </w:numPr>
+      </w:pPr>
+      <w:r>
+        <w:t>Análisis</w:t>
+      </w:r>
+      <w:r>
+        <w:t xml:space="preserve"> automatizado de </w:t>
+      </w:r>
+      <w:r>
+        <w:t>código</w:t>
+      </w:r>
+      <w:r>
+        <w:t xml:space="preserve"> y dependencias.</w:t>
+      </w:r>
+    </w:p>
+    <w:p>
+      <w:pPr>
+        <w:numPr>
+          <w:ilvl w:val="0"/>
+          <w:numId w:val="28"/>
+        </w:numPr>
+      </w:pPr>
+      <w:r>
+        <w:t xml:space="preserve">Monitoreo y </w:t>
+      </w:r>
+      <w:r>
+        <w:t>detección</w:t>
+      </w:r>
+      <w:r>
+        <w:t xml:space="preserve"> temprana.</w:t>
+      </w:r>
+    </w:p>
+    <w:p>
+      <w:pPr>
+        <w:numPr>
+          <w:ilvl w:val="0"/>
+          <w:numId w:val="28"/>
+        </w:numPr>
+      </w:pPr>
+      <w:r>
+        <w:t xml:space="preserve">Responsabilidad compartida entre desarrollo, </w:t>
+      </w:r>
+      <w:r>
+        <w:t>operación</w:t>
+      </w:r>
+      <w:r>
+        <w:t xml:space="preserve"> y seguridad.</w:t>
       </w:r>
     </w:p>
     <w:p>
@@ -2124,46 +2184,28 @@
       <w:pPr>
         <w:numPr>
           <w:ilvl w:val="0"/>
-          <w:numId w:val="25"/>
-        </w:numPr>
-      </w:pPr>
-      <w:r>
-        <w:t xml:space="preserve">Conecta desarrollo con </w:t>
-      </w:r>
-      <w:r>
-        <w:t>operación</w:t>
-      </w:r>
-      <w:r>
-        <w:t xml:space="preserve"> y evita que el paso a </w:t>
-      </w:r>
-      <w:r>
-        <w:t>producción</w:t>
-      </w:r>
-      <w:r>
-        <w:t xml:space="preserve"> dependa de tareas manuales.</w:t>
-      </w:r>
-    </w:p>
-    <w:p>
-      <w:pPr>
-        <w:numPr>
-          <w:ilvl w:val="0"/>
-          <w:numId w:val="25"/>
-        </w:numPr>
-      </w:pPr>
-      <w:r>
-        <w:t xml:space="preserve">Permite que los cambios lleguen </w:t>
-      </w:r>
-      <w:r>
-        <w:t>más</w:t>
-      </w:r>
-      <w:r>
-        <w:t xml:space="preserve"> </w:t>
-      </w:r>
-      <w:r>
-        <w:t>rápido</w:t>
-      </w:r>
-      <w:r>
-        <w:t xml:space="preserve"> y con menor riesgo</w:t>
+          <w:numId w:val="29"/>
+        </w:numPr>
+      </w:pPr>
+      <w:r>
+        <w:t xml:space="preserve">El caso de comercio </w:t>
+      </w:r>
+      <w:r>
+        <w:t>electrónico</w:t>
+      </w:r>
+      <w:r>
+        <w:t xml:space="preserve"> tiene superficies sensibles: credenciales, pagos, datos personales y pedidos.</w:t>
+      </w:r>
+    </w:p>
+    <w:p>
+      <w:pPr>
+        <w:numPr>
+          <w:ilvl w:val="0"/>
+          <w:numId w:val="29"/>
+        </w:numPr>
+      </w:pPr>
+      <w:r>
+        <w:t>Las notas dejan claro que DevSecOps busca seguridad continua, automatizada y colaborativa.</w:t>
       </w:r>
     </w:p>
     <w:p>
@@ -2193,310 +2235,11 @@
       <w:pPr>
         <w:numPr>
           <w:ilvl w:val="0"/>
-          <w:numId w:val="26"/>
-        </w:numPr>
-      </w:pPr>
-      <w:r>
-        <w:t xml:space="preserve">La plataforma necesita estabilidad </w:t>
-      </w:r>
-      <w:r>
-        <w:t>técnica</w:t>
-      </w:r>
-      <w:r>
-        <w:t xml:space="preserve"> sin perder velocidad de entrega.</w:t>
-      </w:r>
-    </w:p>
-    <w:p>
-      <w:pPr>
-        <w:numPr>
-          <w:ilvl w:val="0"/>
-          <w:numId w:val="26"/>
-        </w:numPr>
-      </w:pPr>
-      <w:r>
-        <w:t>Este rol hace posible el ciclo de mejora continua y reduce cuellos de botella entre ambientes.</w:t>
-      </w:r>
-    </w:p>
-    <w:p>
-      <w:pPr>
-        <w:rPr>
-          <w:b/>
-          <w:bCs/>
-        </w:rPr>
-      </w:pPr>
-      <w:r>
-        <w:rPr>
-          <w:b/>
-          <w:bCs/>
-        </w:rPr>
-        <w:t>7. Ingeniero DevSecOps o Seguridad Aplicada</w:t>
-      </w:r>
-    </w:p>
-    <w:p>
-      <w:r>
-        <w:rPr>
-          <w:b/>
-          <w:bCs/>
-        </w:rPr>
-        <w:t>Responsabilidades principales</w:t>
-      </w:r>
-    </w:p>
-    <w:p>
-      <w:pPr>
-        <w:numPr>
-          <w:ilvl w:val="0"/>
-          <w:numId w:val="27"/>
-        </w:numPr>
-      </w:pPr>
-      <w:r>
-        <w:t>Integrar seguridad desde el inicio del desarrollo y no al final.</w:t>
-      </w:r>
-    </w:p>
-    <w:p>
-      <w:pPr>
-        <w:numPr>
-          <w:ilvl w:val="0"/>
-          <w:numId w:val="27"/>
-        </w:numPr>
-      </w:pPr>
-      <w:r>
-        <w:t xml:space="preserve">Definir controles de SAST, SCA, DAST, </w:t>
-      </w:r>
-      <w:r>
-        <w:t>revisión</w:t>
-      </w:r>
-      <w:r>
-        <w:t xml:space="preserve"> de dependencias y </w:t>
-      </w:r>
-      <w:r>
-        <w:t>análisis</w:t>
-      </w:r>
-      <w:r>
-        <w:t xml:space="preserve"> de </w:t>
-      </w:r>
-      <w:r>
-        <w:t>configuración</w:t>
-      </w:r>
-      <w:r>
-        <w:t>.</w:t>
-      </w:r>
-    </w:p>
-    <w:p>
-      <w:pPr>
-        <w:numPr>
-          <w:ilvl w:val="0"/>
-          <w:numId w:val="27"/>
-        </w:numPr>
-      </w:pPr>
-      <w:r>
-        <w:lastRenderedPageBreak/>
-        <w:t xml:space="preserve">Gestionar secretos, accesos, </w:t>
-      </w:r>
-      <w:r>
-        <w:t>políticas</w:t>
-      </w:r>
-      <w:r>
-        <w:t xml:space="preserve"> de </w:t>
-      </w:r>
-      <w:r>
-        <w:t>mínimo</w:t>
-      </w:r>
-      <w:r>
-        <w:t xml:space="preserve"> privilegio y validaciones de cumplimiento.</w:t>
-      </w:r>
-    </w:p>
-    <w:p>
-      <w:pPr>
-        <w:numPr>
-          <w:ilvl w:val="0"/>
-          <w:numId w:val="27"/>
-        </w:numPr>
-      </w:pPr>
-      <w:r>
-        <w:t>Acompañar</w:t>
-      </w:r>
-      <w:r>
-        <w:t xml:space="preserve"> la respuesta ante incidentes y el monitoreo continuo en </w:t>
-      </w:r>
-      <w:r>
-        <w:t>producción</w:t>
-      </w:r>
-      <w:r>
-        <w:t>.</w:t>
-      </w:r>
-    </w:p>
-    <w:p>
-      <w:r>
-        <w:rPr>
-          <w:b/>
-          <w:bCs/>
-        </w:rPr>
-        <w:t>Prácticas DevOps que lidera o impulsa</w:t>
-      </w:r>
-    </w:p>
-    <w:p>
-      <w:pPr>
-        <w:numPr>
-          <w:ilvl w:val="0"/>
-          <w:numId w:val="28"/>
-        </w:numPr>
-      </w:pPr>
-      <w:r>
-        <w:t>Seguridad integrada en CI/CD.</w:t>
-      </w:r>
-    </w:p>
-    <w:p>
-      <w:pPr>
-        <w:numPr>
-          <w:ilvl w:val="0"/>
-          <w:numId w:val="28"/>
-        </w:numPr>
-      </w:pPr>
-      <w:r>
-        <w:t>Análisis</w:t>
-      </w:r>
-      <w:r>
-        <w:t xml:space="preserve"> automatizado de </w:t>
-      </w:r>
-      <w:r>
-        <w:t>código</w:t>
-      </w:r>
-      <w:r>
-        <w:t xml:space="preserve"> y dependencias.</w:t>
-      </w:r>
-    </w:p>
-    <w:p>
-      <w:pPr>
-        <w:numPr>
-          <w:ilvl w:val="0"/>
-          <w:numId w:val="28"/>
-        </w:numPr>
-      </w:pPr>
-      <w:r>
-        <w:t xml:space="preserve">Monitoreo y </w:t>
-      </w:r>
-      <w:r>
-        <w:t>detección</w:t>
-      </w:r>
-      <w:r>
-        <w:t xml:space="preserve"> temprana.</w:t>
-      </w:r>
-    </w:p>
-    <w:p>
-      <w:pPr>
-        <w:numPr>
-          <w:ilvl w:val="0"/>
-          <w:numId w:val="28"/>
-        </w:numPr>
-      </w:pPr>
-      <w:r>
-        <w:t xml:space="preserve">Responsabilidad compartida entre desarrollo, </w:t>
-      </w:r>
-      <w:r>
-        <w:t>operación</w:t>
-      </w:r>
-      <w:r>
-        <w:t xml:space="preserve"> y seguridad.</w:t>
-      </w:r>
-    </w:p>
-    <w:p>
-      <w:r>
-        <w:rPr>
-          <w:b/>
-          <w:bCs/>
-        </w:rPr>
-        <w:t>¿</w:t>
-      </w:r>
-      <w:r>
-        <w:rPr>
-          <w:b/>
-          <w:bCs/>
-        </w:rPr>
-        <w:t>Por qué</w:t>
-      </w:r>
-      <w:r>
-        <w:rPr>
-          <w:b/>
-          <w:bCs/>
-        </w:rPr>
-        <w:t xml:space="preserve"> es crucial</w:t>
-      </w:r>
-      <w:r>
-        <w:rPr>
-          <w:b/>
-          <w:bCs/>
-        </w:rPr>
-        <w:t>?</w:t>
-      </w:r>
-    </w:p>
-    <w:p>
-      <w:pPr>
-        <w:numPr>
-          <w:ilvl w:val="0"/>
-          <w:numId w:val="29"/>
-        </w:numPr>
-      </w:pPr>
-      <w:r>
-        <w:t xml:space="preserve">El caso de comercio </w:t>
-      </w:r>
-      <w:r>
-        <w:t>electrónico</w:t>
-      </w:r>
-      <w:r>
-        <w:t xml:space="preserve"> tiene superficies sensibles: credenciales, pagos, datos personales y pedidos.</w:t>
-      </w:r>
-    </w:p>
-    <w:p>
-      <w:pPr>
-        <w:numPr>
-          <w:ilvl w:val="0"/>
-          <w:numId w:val="29"/>
-        </w:numPr>
-      </w:pPr>
-      <w:r>
-        <w:t>Las notas dejan claro que DevSecOps busca seguridad continua, automatizada y colaborativa.</w:t>
-      </w:r>
-    </w:p>
-    <w:p>
-      <w:r>
-        <w:rPr>
-          <w:b/>
-          <w:bCs/>
-        </w:rPr>
-        <w:t>Justificación</w:t>
-      </w:r>
-      <w:r>
-        <w:rPr>
-          <w:b/>
-          <w:bCs/>
-        </w:rPr>
-        <w:t xml:space="preserve"> de la </w:t>
-      </w:r>
-      <w:r>
-        <w:rPr>
-          <w:b/>
-          <w:bCs/>
-        </w:rPr>
-        <w:t>elección</w:t>
-      </w:r>
-    </w:p>
-    <w:p>
-      <w:pPr>
-        <w:numPr>
-          <w:ilvl w:val="0"/>
           <w:numId w:val="30"/>
         </w:numPr>
       </w:pPr>
       <w:r>
-        <w:t xml:space="preserve">No basta con que la plataforma funcione; debe resistir ataques y fallos de </w:t>
-      </w:r>
-      <w:proofErr w:type="spellStart"/>
-      <w:r>
-        <w:t>configuracion</w:t>
-      </w:r>
-      <w:proofErr w:type="spellEnd"/>
-      <w:r>
-        <w:t>.</w:t>
+        <w:t>No basta con que la plataforma funcione; debe resistir ataques y fallos de configuracion.</w:t>
       </w:r>
     </w:p>
     <w:p>
@@ -2507,15 +2250,7 @@
         </w:numPr>
       </w:pPr>
       <w:r>
-        <w:t xml:space="preserve">Este rol asegura que la seguridad sea parte del flujo normal de trabajo y no una </w:t>
-      </w:r>
-      <w:proofErr w:type="spellStart"/>
-      <w:r>
-        <w:t>revision</w:t>
-      </w:r>
-      <w:proofErr w:type="spellEnd"/>
-      <w:r>
-        <w:t xml:space="preserve"> final improvisada.</w:t>
+        <w:t>Este rol asegura que la seguridad sea parte del flujo normal de trabajo y no una revision final improvisada.</w:t>
       </w:r>
     </w:p>
     <w:p/>
@@ -2592,15 +2327,7 @@
         <w:t>:</w:t>
       </w:r>
       <w:r>
-        <w:t> </w:t>
-      </w:r>
-      <w:proofErr w:type="spellStart"/>
-      <w:r>
-        <w:t>Product</w:t>
-      </w:r>
-      <w:proofErr w:type="spellEnd"/>
-      <w:r>
-        <w:t xml:space="preserve"> Owner y </w:t>
+        <w:t xml:space="preserve"> Product Owner y </w:t>
       </w:r>
       <w:r>
         <w:t>Líder</w:t>
@@ -2660,15 +2387,7 @@
         <w:t>Pruebas automatizadas:</w:t>
       </w:r>
       <w:r>
-        <w:t xml:space="preserve"> QA </w:t>
-      </w:r>
-      <w:proofErr w:type="spellStart"/>
-      <w:r>
-        <w:t>Automation</w:t>
-      </w:r>
-      <w:proofErr w:type="spellEnd"/>
-      <w:r>
-        <w:t xml:space="preserve"> con apoyo de backend y frontend.</w:t>
+        <w:t> QA Automation con apoyo de backend y frontend.</w:t>
       </w:r>
     </w:p>
     <w:p>
@@ -2714,25 +2433,61 @@
           <w:numId w:val="31"/>
         </w:numPr>
       </w:pPr>
-      <w:proofErr w:type="spellStart"/>
-      <w:r>
-        <w:rPr>
-          <w:b/>
-          <w:bCs/>
-        </w:rPr>
+      <w:r>
+        <w:rPr>
+          <w:b/>
+          <w:bCs/>
+        </w:rPr>
+        <w:t>Observabilidad y mejora continua:</w:t>
+      </w:r>
+      <w:r>
+        <w:t xml:space="preserve"> DevOps / SRE, </w:t>
+      </w:r>
+      <w:r>
+        <w:t>Líder</w:t>
+      </w:r>
+      <w:r>
+        <w:t xml:space="preserve"> </w:t>
+      </w:r>
+      <w:r>
+        <w:t>técnico</w:t>
+      </w:r>
+      <w:r>
+        <w:t xml:space="preserve"> y Product Owner.</w:t>
+      </w:r>
+    </w:p>
+    <w:p>
+      <w:pPr>
+        <w:rPr>
+          <w:b/>
+          <w:bCs/>
+        </w:rPr>
+      </w:pPr>
+      <w:r>
+        <w:rPr>
+          <w:b/>
+          <w:bCs/>
+        </w:rPr>
+        <w:t>Justificación</w:t>
+      </w:r>
+      <w:r>
+        <w:rPr>
+          <w:b/>
+          <w:bCs/>
+        </w:rPr>
+        <w:t xml:space="preserve"> global de la distribucion</w:t>
+      </w:r>
+    </w:p>
+    <w:p>
+      <w:r>
         <w:lastRenderedPageBreak/>
-        <w:t>Observabilidad</w:t>
-      </w:r>
-      <w:proofErr w:type="spellEnd"/>
-      <w:r>
-        <w:rPr>
-          <w:b/>
-          <w:bCs/>
-        </w:rPr>
-        <w:t xml:space="preserve"> y mejora continua:</w:t>
-      </w:r>
-      <w:r>
-        <w:t xml:space="preserve"> DevOps / SRE, </w:t>
+        <w:t xml:space="preserve">Esta </w:t>
+      </w:r>
+      <w:r>
+        <w:t>distribución</w:t>
+      </w:r>
+      <w:r>
+        <w:t xml:space="preserve"> funciona porque separa responsabilidades sin crear silos. Cada rol tiene un foco claro, pero todos se conectan por el mismo flujo de valor. El Product Owner prioriza, el </w:t>
       </w:r>
       <w:r>
         <w:t>Líder</w:t>
@@ -2744,90 +2499,12 @@
         <w:t>técnico</w:t>
       </w:r>
       <w:r>
-        <w:t xml:space="preserve"> y </w:t>
-      </w:r>
-      <w:proofErr w:type="spellStart"/>
-      <w:r>
-        <w:t>Product</w:t>
-      </w:r>
-      <w:proofErr w:type="spellEnd"/>
-      <w:r>
-        <w:t xml:space="preserve"> Owner.</w:t>
-      </w:r>
-    </w:p>
-    <w:p>
-      <w:pPr>
-        <w:rPr>
-          <w:b/>
-          <w:bCs/>
-        </w:rPr>
-      </w:pPr>
-      <w:r>
-        <w:rPr>
-          <w:b/>
-          <w:bCs/>
-        </w:rPr>
-        <w:t>Justificación</w:t>
-      </w:r>
-      <w:r>
-        <w:rPr>
-          <w:b/>
-          <w:bCs/>
-        </w:rPr>
-        <w:t xml:space="preserve"> global de la </w:t>
-      </w:r>
-      <w:proofErr w:type="spellStart"/>
-      <w:r>
-        <w:rPr>
-          <w:b/>
-          <w:bCs/>
-        </w:rPr>
-        <w:t>distribucion</w:t>
-      </w:r>
-      <w:proofErr w:type="spellEnd"/>
-    </w:p>
-    <w:p>
-      <w:r>
-        <w:t xml:space="preserve">Esta </w:t>
-      </w:r>
-      <w:r>
-        <w:t>distribución</w:t>
-      </w:r>
-      <w:r>
-        <w:t xml:space="preserve"> funciona porque separa responsabilidades sin crear silos. Cada rol tiene un foco claro, pero todos se conectan por el mismo flujo de valor. El </w:t>
-      </w:r>
-      <w:proofErr w:type="spellStart"/>
-      <w:r>
-        <w:t>Product</w:t>
-      </w:r>
-      <w:proofErr w:type="spellEnd"/>
-      <w:r>
-        <w:t xml:space="preserve"> Owner prioriza, el </w:t>
-      </w:r>
-      <w:r>
-        <w:t>Líder</w:t>
-      </w:r>
-      <w:r>
-        <w:t xml:space="preserve"> </w:t>
-      </w:r>
-      <w:r>
-        <w:t>técnico</w:t>
-      </w:r>
-      <w:r>
         <w:t xml:space="preserve"> ordena la arquitectura, los desarrolladores construyen, QA valida, DevOps automatiza y Seguridad protege.</w:t>
       </w:r>
     </w:p>
     <w:p>
       <w:r>
-        <w:t>En una plataforma de e-</w:t>
-      </w:r>
-      <w:proofErr w:type="spellStart"/>
-      <w:r>
-        <w:t>commerce</w:t>
-      </w:r>
-      <w:proofErr w:type="spellEnd"/>
-      <w:r>
-        <w:t xml:space="preserve">, esta </w:t>
+        <w:t xml:space="preserve">En una plataforma de e-commerce, esta </w:t>
       </w:r>
       <w:r>
         <w:t>combinación</w:t>
